--- a/Weekly Reports/Weekly_Report_Week3.docx
+++ b/Weekly Reports/Weekly_Report_Week3.docx
@@ -6,11 +6,15 @@
       <w:pPr>
         <w:spacing w:after="120"/>
         <w:jc w:val="center"/>
+        <w:rPr>
+          <w:color w:val="000000" w:themeColor="text1"/>
+        </w:rPr>
       </w:pPr>
       <w:r>
         <w:rPr>
           <w:b/>
           <w:bCs/>
+          <w:color w:val="000000" w:themeColor="text1"/>
           <w:sz w:val="28"/>
           <w:szCs w:val="28"/>
         </w:rPr>
@@ -21,16 +25,28 @@
       <w:pPr>
         <w:spacing w:after="60"/>
         <w:jc w:val="center"/>
-      </w:pPr>
-      <w:r>
+        <w:rPr>
+          <w:color w:val="000000" w:themeColor="text1"/>
+        </w:rPr>
+      </w:pPr>
+      <w:r>
+        <w:rPr>
+          <w:color w:val="000000" w:themeColor="text1"/>
+        </w:rPr>
         <w:t>Opp. Science city, Sola-</w:t>
       </w:r>
       <w:proofErr w:type="spellStart"/>
       <w:r>
+        <w:rPr>
+          <w:color w:val="000000" w:themeColor="text1"/>
+        </w:rPr>
         <w:t>Bhadaj</w:t>
       </w:r>
       <w:proofErr w:type="spellEnd"/>
       <w:r>
+        <w:rPr>
+          <w:color w:val="000000" w:themeColor="text1"/>
+        </w:rPr>
         <w:t xml:space="preserve"> Road, Ahmedabad, Gujarat 380060</w:t>
       </w:r>
     </w:p>
@@ -38,8 +54,14 @@
       <w:pPr>
         <w:spacing w:after="240"/>
         <w:jc w:val="center"/>
-      </w:pPr>
-      <w:r>
+        <w:rPr>
+          <w:color w:val="000000" w:themeColor="text1"/>
+        </w:rPr>
+      </w:pPr>
+      <w:r>
+        <w:rPr>
+          <w:color w:val="000000" w:themeColor="text1"/>
+        </w:rPr>
         <w:t>Ph: 079 67129000 | Website: www.sal.edu.in</w:t>
       </w:r>
     </w:p>
@@ -49,17 +71,24 @@
           <w:bottom w:val="single" w:sz="6" w:space="1" w:color="000000"/>
         </w:pBdr>
         <w:spacing w:after="240"/>
+        <w:rPr>
+          <w:color w:val="000000" w:themeColor="text1"/>
+        </w:rPr>
       </w:pPr>
     </w:p>
     <w:p>
       <w:pPr>
         <w:spacing w:after="300"/>
         <w:jc w:val="center"/>
+        <w:rPr>
+          <w:color w:val="000000" w:themeColor="text1"/>
+        </w:rPr>
       </w:pPr>
       <w:r>
         <w:rPr>
           <w:b/>
           <w:bCs/>
+          <w:color w:val="000000" w:themeColor="text1"/>
           <w:sz w:val="32"/>
           <w:szCs w:val="32"/>
           <w:u w:val="single"/>
@@ -106,10 +135,16 @@
             </w:tcMar>
           </w:tcPr>
           <w:p>
+            <w:pPr>
+              <w:rPr>
+                <w:color w:val="000000" w:themeColor="text1"/>
+              </w:rPr>
+            </w:pPr>
             <w:r>
               <w:rPr>
                 <w:b/>
                 <w:bCs/>
+                <w:color w:val="000000" w:themeColor="text1"/>
               </w:rPr>
               <w:t>Student Name:</w:t>
             </w:r>
@@ -132,7 +167,15 @@
             </w:tcMar>
           </w:tcPr>
           <w:p>
+            <w:pPr>
+              <w:rPr>
+                <w:color w:val="000000" w:themeColor="text1"/>
+              </w:rPr>
+            </w:pPr>
             <w:r>
+              <w:rPr>
+                <w:color w:val="000000" w:themeColor="text1"/>
+              </w:rPr>
               <w:t>Jainil Gupta</w:t>
             </w:r>
           </w:p>
@@ -156,11 +199,17 @@
             </w:tcMar>
           </w:tcPr>
           <w:p>
+            <w:pPr>
+              <w:rPr>
+                <w:color w:val="000000" w:themeColor="text1"/>
+              </w:rPr>
+            </w:pPr>
             <w:proofErr w:type="spellStart"/>
             <w:r>
               <w:rPr>
                 <w:b/>
                 <w:bCs/>
+                <w:color w:val="000000" w:themeColor="text1"/>
               </w:rPr>
               <w:t>Enrollment</w:t>
             </w:r>
@@ -169,6 +218,7 @@
               <w:rPr>
                 <w:b/>
                 <w:bCs/>
+                <w:color w:val="000000" w:themeColor="text1"/>
               </w:rPr>
               <w:t xml:space="preserve"> Number:</w:t>
             </w:r>
@@ -191,7 +241,15 @@
             </w:tcMar>
           </w:tcPr>
           <w:p>
+            <w:pPr>
+              <w:rPr>
+                <w:color w:val="000000" w:themeColor="text1"/>
+              </w:rPr>
+            </w:pPr>
             <w:r>
+              <w:rPr>
+                <w:color w:val="000000" w:themeColor="text1"/>
+              </w:rPr>
               <w:t>220670132018</w:t>
             </w:r>
           </w:p>
@@ -215,10 +273,16 @@
             </w:tcMar>
           </w:tcPr>
           <w:p>
+            <w:pPr>
+              <w:rPr>
+                <w:color w:val="000000" w:themeColor="text1"/>
+              </w:rPr>
+            </w:pPr>
             <w:r>
               <w:rPr>
                 <w:b/>
                 <w:bCs/>
+                <w:color w:val="000000" w:themeColor="text1"/>
               </w:rPr>
               <w:t>Week Duration:</w:t>
             </w:r>
@@ -241,7 +305,15 @@
             </w:tcMar>
           </w:tcPr>
           <w:p>
+            <w:pPr>
+              <w:rPr>
+                <w:color w:val="000000" w:themeColor="text1"/>
+              </w:rPr>
+            </w:pPr>
             <w:r>
+              <w:rPr>
+                <w:color w:val="000000" w:themeColor="text1"/>
+              </w:rPr>
               <w:t>January 15, 2026 - January 21, 2026 (Week 3)</w:t>
             </w:r>
           </w:p>
@@ -265,10 +337,16 @@
             </w:tcMar>
           </w:tcPr>
           <w:p>
+            <w:pPr>
+              <w:rPr>
+                <w:color w:val="000000" w:themeColor="text1"/>
+              </w:rPr>
+            </w:pPr>
             <w:r>
               <w:rPr>
                 <w:b/>
                 <w:bCs/>
+                <w:color w:val="000000" w:themeColor="text1"/>
               </w:rPr>
               <w:t>Name Of Organization:</w:t>
             </w:r>
@@ -291,15 +369,29 @@
             </w:tcMar>
           </w:tcPr>
           <w:p>
+            <w:pPr>
+              <w:rPr>
+                <w:color w:val="000000" w:themeColor="text1"/>
+              </w:rPr>
+            </w:pPr>
             <w:r>
+              <w:rPr>
+                <w:color w:val="000000" w:themeColor="text1"/>
+              </w:rPr>
               <w:t xml:space="preserve">Microsoft Elevate Program (via </w:t>
             </w:r>
             <w:proofErr w:type="spellStart"/>
             <w:r>
+              <w:rPr>
+                <w:color w:val="000000" w:themeColor="text1"/>
+              </w:rPr>
               <w:t>Edunet</w:t>
             </w:r>
             <w:proofErr w:type="spellEnd"/>
             <w:r>
+              <w:rPr>
+                <w:color w:val="000000" w:themeColor="text1"/>
+              </w:rPr>
               <w:t xml:space="preserve"> Foundation &amp; FICE Education)</w:t>
             </w:r>
           </w:p>
@@ -323,10 +415,16 @@
             </w:tcMar>
           </w:tcPr>
           <w:p>
+            <w:pPr>
+              <w:rPr>
+                <w:color w:val="000000" w:themeColor="text1"/>
+              </w:rPr>
+            </w:pPr>
             <w:r>
               <w:rPr>
                 <w:b/>
                 <w:bCs/>
+                <w:color w:val="000000" w:themeColor="text1"/>
               </w:rPr>
               <w:t>External Guide Name:</w:t>
             </w:r>
@@ -349,7 +447,15 @@
             </w:tcMar>
           </w:tcPr>
           <w:p>
+            <w:pPr>
+              <w:rPr>
+                <w:color w:val="000000" w:themeColor="text1"/>
+              </w:rPr>
+            </w:pPr>
             <w:r>
+              <w:rPr>
+                <w:color w:val="000000" w:themeColor="text1"/>
+              </w:rPr>
               <w:t>Adarsh Gupta</w:t>
             </w:r>
           </w:p>
@@ -373,10 +479,16 @@
             </w:tcMar>
           </w:tcPr>
           <w:p>
+            <w:pPr>
+              <w:rPr>
+                <w:color w:val="000000" w:themeColor="text1"/>
+              </w:rPr>
+            </w:pPr>
             <w:r>
               <w:rPr>
                 <w:b/>
                 <w:bCs/>
+                <w:color w:val="000000" w:themeColor="text1"/>
               </w:rPr>
               <w:t>External Guide Contact:</w:t>
             </w:r>
@@ -399,7 +511,15 @@
             </w:tcMar>
           </w:tcPr>
           <w:p>
+            <w:pPr>
+              <w:rPr>
+                <w:color w:val="000000" w:themeColor="text1"/>
+              </w:rPr>
+            </w:pPr>
             <w:r>
+              <w:rPr>
+                <w:color w:val="000000" w:themeColor="text1"/>
+              </w:rPr>
               <w:t>0124-4080107</w:t>
             </w:r>
           </w:p>
@@ -423,10 +543,16 @@
             </w:tcMar>
           </w:tcPr>
           <w:p>
+            <w:pPr>
+              <w:rPr>
+                <w:color w:val="000000" w:themeColor="text1"/>
+              </w:rPr>
+            </w:pPr>
             <w:r>
               <w:rPr>
                 <w:b/>
                 <w:bCs/>
+                <w:color w:val="000000" w:themeColor="text1"/>
               </w:rPr>
               <w:t>Internal Faculty Guide:</w:t>
             </w:r>
@@ -449,7 +575,15 @@
             </w:tcMar>
           </w:tcPr>
           <w:p>
+            <w:pPr>
+              <w:rPr>
+                <w:color w:val="000000" w:themeColor="text1"/>
+              </w:rPr>
+            </w:pPr>
             <w:r>
+              <w:rPr>
+                <w:color w:val="000000" w:themeColor="text1"/>
+              </w:rPr>
               <w:t>Chintan Rana</w:t>
             </w:r>
           </w:p>
@@ -459,14 +593,23 @@
     <w:p>
       <w:pPr>
         <w:spacing w:after="300"/>
+        <w:rPr>
+          <w:color w:val="000000" w:themeColor="text1"/>
+        </w:rPr>
       </w:pPr>
     </w:p>
     <w:p>
       <w:pPr>
         <w:pStyle w:val="Heading1"/>
         <w:spacing w:before="300" w:after="200"/>
-      </w:pPr>
-      <w:r>
+        <w:rPr>
+          <w:color w:val="000000" w:themeColor="text1"/>
+        </w:rPr>
+      </w:pPr>
+      <w:r>
+        <w:rPr>
+          <w:color w:val="000000" w:themeColor="text1"/>
+        </w:rPr>
         <w:t>Work done in last Week with description:</w:t>
       </w:r>
     </w:p>
@@ -474,8 +617,14 @@
       <w:pPr>
         <w:pStyle w:val="Heading2"/>
         <w:spacing w:before="200" w:after="100"/>
-      </w:pPr>
-      <w:r>
+        <w:rPr>
+          <w:color w:val="000000" w:themeColor="text1"/>
+        </w:rPr>
+      </w:pPr>
+      <w:r>
+        <w:rPr>
+          <w:color w:val="000000" w:themeColor="text1"/>
+        </w:rPr>
         <w:t>1. Week 3 Module: DAX (Data Analysis Expressions) in Power BI</w:t>
       </w:r>
     </w:p>
@@ -483,16 +632,28 @@
       <w:pPr>
         <w:pStyle w:val="Heading3"/>
         <w:spacing w:before="100" w:after="80"/>
-      </w:pPr>
-      <w:r>
+        <w:rPr>
+          <w:color w:val="000000" w:themeColor="text1"/>
+        </w:rPr>
+      </w:pPr>
+      <w:r>
+        <w:rPr>
+          <w:color w:val="000000" w:themeColor="text1"/>
+        </w:rPr>
         <w:t>Description:</w:t>
       </w:r>
     </w:p>
     <w:p>
       <w:pPr>
         <w:spacing w:after="100"/>
-      </w:pPr>
-      <w:r>
+        <w:rPr>
+          <w:color w:val="000000" w:themeColor="text1"/>
+        </w:rPr>
+      </w:pPr>
+      <w:r>
+        <w:rPr>
+          <w:color w:val="000000" w:themeColor="text1"/>
+        </w:rPr>
         <w:t>Attended live session on "DAX (Data Analysis Expressions)" on February 6, 2026. Learned about DAX fundamentals, creating calculated columns and measures, and using DAX functions for data analysis in Power BI.</w:t>
       </w:r>
     </w:p>
@@ -500,8 +661,14 @@
       <w:pPr>
         <w:pStyle w:val="Heading3"/>
         <w:spacing w:before="100" w:after="80"/>
-      </w:pPr>
-      <w:r>
+        <w:rPr>
+          <w:color w:val="000000" w:themeColor="text1"/>
+        </w:rPr>
+      </w:pPr>
+      <w:r>
+        <w:rPr>
+          <w:color w:val="000000" w:themeColor="text1"/>
+        </w:rPr>
         <w:t>Key Topics Covered:</w:t>
       </w:r>
     </w:p>
@@ -512,8 +679,14 @@
           <w:ilvl w:val="0"/>
           <w:numId w:val="2"/>
         </w:numPr>
-      </w:pPr>
-      <w:r>
+        <w:rPr>
+          <w:color w:val="000000" w:themeColor="text1"/>
+        </w:rPr>
+      </w:pPr>
+      <w:r>
+        <w:rPr>
+          <w:color w:val="000000" w:themeColor="text1"/>
+        </w:rPr>
         <w:t>Introduction to DAX syntax and structure</w:t>
       </w:r>
     </w:p>
@@ -524,8 +697,14 @@
           <w:ilvl w:val="0"/>
           <w:numId w:val="2"/>
         </w:numPr>
-      </w:pPr>
-      <w:r>
+        <w:rPr>
+          <w:color w:val="000000" w:themeColor="text1"/>
+        </w:rPr>
+      </w:pPr>
+      <w:r>
+        <w:rPr>
+          <w:color w:val="000000" w:themeColor="text1"/>
+        </w:rPr>
         <w:t>Calculated columns vs Measures - differences and use cases</w:t>
       </w:r>
     </w:p>
@@ -536,8 +715,14 @@
           <w:ilvl w:val="0"/>
           <w:numId w:val="2"/>
         </w:numPr>
-      </w:pPr>
-      <w:r>
+        <w:rPr>
+          <w:color w:val="000000" w:themeColor="text1"/>
+        </w:rPr>
+      </w:pPr>
+      <w:r>
+        <w:rPr>
+          <w:color w:val="000000" w:themeColor="text1"/>
+        </w:rPr>
         <w:t>Basic DAX functions: SUM, AVERAGE, COUNT, MIN, MAX</w:t>
       </w:r>
     </w:p>
@@ -548,8 +733,14 @@
           <w:ilvl w:val="0"/>
           <w:numId w:val="2"/>
         </w:numPr>
-      </w:pPr>
-      <w:r>
+        <w:rPr>
+          <w:color w:val="000000" w:themeColor="text1"/>
+        </w:rPr>
+      </w:pPr>
+      <w:r>
+        <w:rPr>
+          <w:color w:val="000000" w:themeColor="text1"/>
+        </w:rPr>
         <w:t>CALCULATE function for context manipulation</w:t>
       </w:r>
     </w:p>
@@ -560,8 +751,14 @@
           <w:ilvl w:val="0"/>
           <w:numId w:val="2"/>
         </w:numPr>
-      </w:pPr>
-      <w:r>
+        <w:rPr>
+          <w:color w:val="000000" w:themeColor="text1"/>
+        </w:rPr>
+      </w:pPr>
+      <w:r>
+        <w:rPr>
+          <w:color w:val="000000" w:themeColor="text1"/>
+        </w:rPr>
         <w:t>Filter context and row context concepts</w:t>
       </w:r>
     </w:p>
@@ -572,8 +769,14 @@
           <w:ilvl w:val="0"/>
           <w:numId w:val="2"/>
         </w:numPr>
-      </w:pPr>
-      <w:r>
+        <w:rPr>
+          <w:color w:val="000000" w:themeColor="text1"/>
+        </w:rPr>
+      </w:pPr>
+      <w:r>
+        <w:rPr>
+          <w:color w:val="000000" w:themeColor="text1"/>
+        </w:rPr>
         <w:t>Time intelligence functions (DATESYTD, TOTALYTD)</w:t>
       </w:r>
     </w:p>
@@ -581,26 +784,42 @@
       <w:pPr>
         <w:pStyle w:val="Heading3"/>
         <w:spacing w:before="120" w:after="80"/>
-      </w:pPr>
-      <w:r>
+        <w:rPr>
+          <w:color w:val="000000" w:themeColor="text1"/>
+        </w:rPr>
+      </w:pPr>
+      <w:r>
+        <w:rPr>
+          <w:color w:val="000000" w:themeColor="text1"/>
+        </w:rPr>
         <w:t>Practical Exercise:</w:t>
       </w:r>
     </w:p>
     <w:p>
       <w:pPr>
         <w:spacing w:after="200"/>
-      </w:pPr>
-      <w:r>
+        <w:rPr>
+          <w:color w:val="000000" w:themeColor="text1"/>
+        </w:rPr>
+      </w:pPr>
+      <w:r>
+        <w:rPr>
+          <w:color w:val="000000" w:themeColor="text1"/>
+        </w:rPr>
         <w:t>Created simple DAX measures for a sample sales dataset including Total Sales, Average Sales, and Year-to-Date calculations. Practiced writing DAX formulas in Power BI Desktop.</w:t>
       </w:r>
     </w:p>
     <w:p>
       <w:pPr>
         <w:spacing w:after="200"/>
+        <w:rPr>
+          <w:color w:val="000000" w:themeColor="text1"/>
+        </w:rPr>
       </w:pPr>
       <w:r>
         <w:rPr>
           <w:noProof/>
+          <w:color w:val="000000" w:themeColor="text1"/>
         </w:rPr>
         <w:lastRenderedPageBreak/>
         <w:drawing>
@@ -649,10 +868,14 @@
     <w:p>
       <w:pPr>
         <w:spacing w:after="200"/>
+        <w:rPr>
+          <w:color w:val="000000" w:themeColor="text1"/>
+        </w:rPr>
       </w:pPr>
       <w:r>
         <w:rPr>
           <w:noProof/>
+          <w:color w:val="000000" w:themeColor="text1"/>
         </w:rPr>
         <w:drawing>
           <wp:inline distT="0" distB="0" distL="0" distR="0" wp14:anchorId="7247B4F0" wp14:editId="781CFAD6">
@@ -701,8 +924,14 @@
       <w:pPr>
         <w:pStyle w:val="Heading2"/>
         <w:spacing w:before="200" w:after="100"/>
-      </w:pPr>
-      <w:r>
+        <w:rPr>
+          <w:color w:val="000000" w:themeColor="text1"/>
+        </w:rPr>
+      </w:pPr>
+      <w:r>
+        <w:rPr>
+          <w:color w:val="000000" w:themeColor="text1"/>
+        </w:rPr>
         <w:t>2. Week 3 Module: Power BI Visualizations</w:t>
       </w:r>
     </w:p>
@@ -710,16 +939,28 @@
       <w:pPr>
         <w:pStyle w:val="Heading3"/>
         <w:spacing w:before="100" w:after="80"/>
-      </w:pPr>
-      <w:r>
+        <w:rPr>
+          <w:color w:val="000000" w:themeColor="text1"/>
+        </w:rPr>
+      </w:pPr>
+      <w:r>
+        <w:rPr>
+          <w:color w:val="000000" w:themeColor="text1"/>
+        </w:rPr>
         <w:t>Description:</w:t>
       </w:r>
     </w:p>
     <w:p>
       <w:pPr>
         <w:spacing w:after="100"/>
-      </w:pPr>
-      <w:r>
+        <w:rPr>
+          <w:color w:val="000000" w:themeColor="text1"/>
+        </w:rPr>
+      </w:pPr>
+      <w:r>
+        <w:rPr>
+          <w:color w:val="000000" w:themeColor="text1"/>
+        </w:rPr>
         <w:t>Attended session on "Visualizations in Power BI" on February 9, 2026. Learned about different types of visualizations, best practices for choosing appropriate charts, and customizing visuals for effective data storytelling.</w:t>
       </w:r>
     </w:p>
@@ -727,8 +968,14 @@
       <w:pPr>
         <w:pStyle w:val="Heading3"/>
         <w:spacing w:before="100" w:after="80"/>
-      </w:pPr>
-      <w:r>
+        <w:rPr>
+          <w:color w:val="000000" w:themeColor="text1"/>
+        </w:rPr>
+      </w:pPr>
+      <w:r>
+        <w:rPr>
+          <w:color w:val="000000" w:themeColor="text1"/>
+        </w:rPr>
         <w:t>Key Topics Covered:</w:t>
       </w:r>
     </w:p>
@@ -739,8 +986,14 @@
           <w:ilvl w:val="0"/>
           <w:numId w:val="2"/>
         </w:numPr>
-      </w:pPr>
-      <w:r>
+        <w:rPr>
+          <w:color w:val="000000" w:themeColor="text1"/>
+        </w:rPr>
+      </w:pPr>
+      <w:r>
+        <w:rPr>
+          <w:color w:val="000000" w:themeColor="text1"/>
+        </w:rPr>
         <w:t>Types of visualizations: Bar, Column, Line, Pie, Scatter, Map, Table, Matrix</w:t>
       </w:r>
     </w:p>
@@ -751,8 +1004,14 @@
           <w:ilvl w:val="0"/>
           <w:numId w:val="2"/>
         </w:numPr>
-      </w:pPr>
-      <w:r>
+        <w:rPr>
+          <w:color w:val="000000" w:themeColor="text1"/>
+        </w:rPr>
+      </w:pPr>
+      <w:r>
+        <w:rPr>
+          <w:color w:val="000000" w:themeColor="text1"/>
+        </w:rPr>
         <w:t>Choosing the right visualization for different data types</w:t>
       </w:r>
     </w:p>
@@ -763,16 +1022,28 @@
           <w:ilvl w:val="0"/>
           <w:numId w:val="2"/>
         </w:numPr>
-      </w:pPr>
-      <w:r>
+        <w:rPr>
+          <w:color w:val="000000" w:themeColor="text1"/>
+        </w:rPr>
+      </w:pPr>
+      <w:r>
+        <w:rPr>
+          <w:color w:val="000000" w:themeColor="text1"/>
+        </w:rPr>
         <w:t xml:space="preserve">Formatting visuals: </w:t>
       </w:r>
       <w:proofErr w:type="spellStart"/>
       <w:r>
+        <w:rPr>
+          <w:color w:val="000000" w:themeColor="text1"/>
+        </w:rPr>
         <w:t>colors</w:t>
       </w:r>
       <w:proofErr w:type="spellEnd"/>
       <w:r>
+        <w:rPr>
+          <w:color w:val="000000" w:themeColor="text1"/>
+        </w:rPr>
         <w:t>, labels, titles, legends</w:t>
       </w:r>
     </w:p>
@@ -783,9 +1054,14 @@
           <w:ilvl w:val="0"/>
           <w:numId w:val="2"/>
         </w:numPr>
-      </w:pPr>
-      <w:r>
-        <w:lastRenderedPageBreak/>
+        <w:rPr>
+          <w:color w:val="000000" w:themeColor="text1"/>
+        </w:rPr>
+      </w:pPr>
+      <w:r>
+        <w:rPr>
+          <w:color w:val="000000" w:themeColor="text1"/>
+        </w:rPr>
         <w:t>Custom visuals from AppSource marketplace</w:t>
       </w:r>
     </w:p>
@@ -796,8 +1072,14 @@
           <w:ilvl w:val="0"/>
           <w:numId w:val="2"/>
         </w:numPr>
-      </w:pPr>
-      <w:r>
+        <w:rPr>
+          <w:color w:val="000000" w:themeColor="text1"/>
+        </w:rPr>
+      </w:pPr>
+      <w:r>
+        <w:rPr>
+          <w:color w:val="000000" w:themeColor="text1"/>
+        </w:rPr>
         <w:t>Card visuals and KPI indicators</w:t>
       </w:r>
     </w:p>
@@ -808,8 +1090,14 @@
           <w:ilvl w:val="0"/>
           <w:numId w:val="2"/>
         </w:numPr>
-      </w:pPr>
-      <w:r>
+        <w:rPr>
+          <w:color w:val="000000" w:themeColor="text1"/>
+        </w:rPr>
+      </w:pPr>
+      <w:r>
+        <w:rPr>
+          <w:color w:val="000000" w:themeColor="text1"/>
+        </w:rPr>
         <w:t>Conditional formatting in tables and matrices</w:t>
       </w:r>
     </w:p>
@@ -817,34 +1105,57 @@
       <w:pPr>
         <w:pStyle w:val="Heading3"/>
         <w:spacing w:before="120" w:after="80"/>
-      </w:pPr>
-      <w:r>
+        <w:rPr>
+          <w:color w:val="000000" w:themeColor="text1"/>
+        </w:rPr>
+      </w:pPr>
+      <w:r>
+        <w:rPr>
+          <w:color w:val="000000" w:themeColor="text1"/>
+        </w:rPr>
+        <w:lastRenderedPageBreak/>
         <w:t>Hands-on Practice:</w:t>
       </w:r>
     </w:p>
     <w:p>
       <w:pPr>
         <w:spacing w:after="200"/>
-      </w:pPr>
-      <w:r>
+        <w:rPr>
+          <w:color w:val="000000" w:themeColor="text1"/>
+        </w:rPr>
+      </w:pPr>
+      <w:r>
+        <w:rPr>
+          <w:color w:val="000000" w:themeColor="text1"/>
+        </w:rPr>
         <w:t xml:space="preserve">Created multiple visualizations using sample data: sales trends with line charts, regional performance with map visualization, and product category analysis with bar charts. Applied formatting and </w:t>
       </w:r>
       <w:proofErr w:type="spellStart"/>
       <w:r>
+        <w:rPr>
+          <w:color w:val="000000" w:themeColor="text1"/>
+        </w:rPr>
         <w:t>color</w:t>
       </w:r>
       <w:proofErr w:type="spellEnd"/>
       <w:r>
+        <w:rPr>
+          <w:color w:val="000000" w:themeColor="text1"/>
+        </w:rPr>
         <w:t xml:space="preserve"> themes for professional appearance.</w:t>
       </w:r>
     </w:p>
     <w:p>
       <w:pPr>
         <w:spacing w:after="200"/>
+        <w:rPr>
+          <w:color w:val="000000" w:themeColor="text1"/>
+        </w:rPr>
       </w:pPr>
       <w:r>
         <w:rPr>
           <w:noProof/>
+          <w:color w:val="000000" w:themeColor="text1"/>
         </w:rPr>
         <w:drawing>
           <wp:inline distT="0" distB="0" distL="0" distR="0" wp14:anchorId="5C0878D1" wp14:editId="0BCEA3AD">
@@ -902,8 +1213,14 @@
       <w:pPr>
         <w:pStyle w:val="Heading2"/>
         <w:spacing w:before="200" w:after="100"/>
-      </w:pPr>
-      <w:r>
+        <w:rPr>
+          <w:color w:val="000000" w:themeColor="text1"/>
+        </w:rPr>
+      </w:pPr>
+      <w:r>
+        <w:rPr>
+          <w:color w:val="000000" w:themeColor="text1"/>
+        </w:rPr>
         <w:t>3. Week 3 Module: Interactivity in Power BI</w:t>
       </w:r>
     </w:p>
@@ -911,16 +1228,28 @@
       <w:pPr>
         <w:pStyle w:val="Heading3"/>
         <w:spacing w:before="100" w:after="80"/>
-      </w:pPr>
-      <w:r>
+        <w:rPr>
+          <w:color w:val="000000" w:themeColor="text1"/>
+        </w:rPr>
+      </w:pPr>
+      <w:r>
+        <w:rPr>
+          <w:color w:val="000000" w:themeColor="text1"/>
+        </w:rPr>
         <w:t>Description:</w:t>
       </w:r>
     </w:p>
     <w:p>
       <w:pPr>
         <w:spacing w:after="100"/>
-      </w:pPr>
-      <w:r>
+        <w:rPr>
+          <w:color w:val="000000" w:themeColor="text1"/>
+        </w:rPr>
+      </w:pPr>
+      <w:r>
+        <w:rPr>
+          <w:color w:val="000000" w:themeColor="text1"/>
+        </w:rPr>
         <w:t>Participated in "Interactivity" session on February 11, 2026. Learned about adding interactive features to Power BI dashboards including slicers, filters, drill-through, and cross-filtering capabilities.</w:t>
       </w:r>
     </w:p>
@@ -928,8 +1257,14 @@
       <w:pPr>
         <w:pStyle w:val="Heading3"/>
         <w:spacing w:before="100" w:after="80"/>
-      </w:pPr>
-      <w:r>
+        <w:rPr>
+          <w:color w:val="000000" w:themeColor="text1"/>
+        </w:rPr>
+      </w:pPr>
+      <w:r>
+        <w:rPr>
+          <w:color w:val="000000" w:themeColor="text1"/>
+        </w:rPr>
         <w:t>Key Topics Covered:</w:t>
       </w:r>
     </w:p>
@@ -940,8 +1275,14 @@
           <w:ilvl w:val="0"/>
           <w:numId w:val="2"/>
         </w:numPr>
-      </w:pPr>
-      <w:r>
+        <w:rPr>
+          <w:color w:val="000000" w:themeColor="text1"/>
+        </w:rPr>
+      </w:pPr>
+      <w:r>
+        <w:rPr>
+          <w:color w:val="000000" w:themeColor="text1"/>
+        </w:rPr>
         <w:t>Slicers and their types (list, dropdown, date range)</w:t>
       </w:r>
     </w:p>
@@ -952,8 +1293,14 @@
           <w:ilvl w:val="0"/>
           <w:numId w:val="2"/>
         </w:numPr>
-      </w:pPr>
-      <w:r>
+        <w:rPr>
+          <w:color w:val="000000" w:themeColor="text1"/>
+        </w:rPr>
+      </w:pPr>
+      <w:r>
+        <w:rPr>
+          <w:color w:val="000000" w:themeColor="text1"/>
+        </w:rPr>
         <w:t>Visual-level, page-level, and report-level filters</w:t>
       </w:r>
     </w:p>
@@ -964,8 +1311,14 @@
           <w:ilvl w:val="0"/>
           <w:numId w:val="2"/>
         </w:numPr>
-      </w:pPr>
-      <w:r>
+        <w:rPr>
+          <w:color w:val="000000" w:themeColor="text1"/>
+        </w:rPr>
+      </w:pPr>
+      <w:r>
+        <w:rPr>
+          <w:color w:val="000000" w:themeColor="text1"/>
+        </w:rPr>
         <w:t>Cross-filtering and cross-highlighting between visuals</w:t>
       </w:r>
     </w:p>
@@ -976,8 +1329,14 @@
           <w:ilvl w:val="0"/>
           <w:numId w:val="2"/>
         </w:numPr>
-      </w:pPr>
-      <w:r>
+        <w:rPr>
+          <w:color w:val="000000" w:themeColor="text1"/>
+        </w:rPr>
+      </w:pPr>
+      <w:r>
+        <w:rPr>
+          <w:color w:val="000000" w:themeColor="text1"/>
+        </w:rPr>
         <w:t>Drill-down and drill-through functionality</w:t>
       </w:r>
     </w:p>
@@ -988,8 +1347,14 @@
           <w:ilvl w:val="0"/>
           <w:numId w:val="2"/>
         </w:numPr>
-      </w:pPr>
-      <w:r>
+        <w:rPr>
+          <w:color w:val="000000" w:themeColor="text1"/>
+        </w:rPr>
+      </w:pPr>
+      <w:r>
+        <w:rPr>
+          <w:color w:val="000000" w:themeColor="text1"/>
+        </w:rPr>
         <w:t>Bookmarks for creating navigation and storytelling</w:t>
       </w:r>
     </w:p>
@@ -1000,8 +1365,14 @@
           <w:ilvl w:val="0"/>
           <w:numId w:val="2"/>
         </w:numPr>
-      </w:pPr>
-      <w:r>
+        <w:rPr>
+          <w:color w:val="000000" w:themeColor="text1"/>
+        </w:rPr>
+      </w:pPr>
+      <w:r>
+        <w:rPr>
+          <w:color w:val="000000" w:themeColor="text1"/>
+        </w:rPr>
         <w:t>Buttons and actions for user interaction</w:t>
       </w:r>
     </w:p>
@@ -1009,26 +1380,42 @@
       <w:pPr>
         <w:pStyle w:val="Heading3"/>
         <w:spacing w:before="120" w:after="80"/>
-      </w:pPr>
-      <w:r>
+        <w:rPr>
+          <w:color w:val="000000" w:themeColor="text1"/>
+        </w:rPr>
+      </w:pPr>
+      <w:r>
+        <w:rPr>
+          <w:color w:val="000000" w:themeColor="text1"/>
+        </w:rPr>
         <w:t>Practical Implementation:</w:t>
       </w:r>
     </w:p>
     <w:p>
       <w:pPr>
         <w:spacing w:after="200"/>
-      </w:pPr>
-      <w:r>
+        <w:rPr>
+          <w:color w:val="000000" w:themeColor="text1"/>
+        </w:rPr>
+      </w:pPr>
+      <w:r>
+        <w:rPr>
+          <w:color w:val="000000" w:themeColor="text1"/>
+        </w:rPr>
         <w:t>Built an interactive dashboard with slicers for date range and product categories. Implemented drill-through functionality to show detailed information when clicking on summary data. Configured cross-filtering between multiple charts for enhanced user experience.</w:t>
       </w:r>
     </w:p>
     <w:p>
       <w:pPr>
         <w:spacing w:after="200"/>
+        <w:rPr>
+          <w:color w:val="000000" w:themeColor="text1"/>
+        </w:rPr>
       </w:pPr>
       <w:r>
         <w:rPr>
           <w:noProof/>
+          <w:color w:val="000000" w:themeColor="text1"/>
         </w:rPr>
         <w:lastRenderedPageBreak/>
         <w:drawing>
@@ -1078,8 +1465,14 @@
       <w:pPr>
         <w:pStyle w:val="Heading2"/>
         <w:spacing w:before="200" w:after="100"/>
-      </w:pPr>
-      <w:r>
+        <w:rPr>
+          <w:color w:val="000000" w:themeColor="text1"/>
+        </w:rPr>
+      </w:pPr>
+      <w:r>
+        <w:rPr>
+          <w:color w:val="000000" w:themeColor="text1"/>
+        </w:rPr>
         <w:t>4. Dataset Acquisition and Initial Exploration</w:t>
       </w:r>
     </w:p>
@@ -1087,16 +1480,28 @@
       <w:pPr>
         <w:pStyle w:val="Heading3"/>
         <w:spacing w:before="100" w:after="80"/>
-      </w:pPr>
-      <w:r>
+        <w:rPr>
+          <w:color w:val="000000" w:themeColor="text1"/>
+        </w:rPr>
+      </w:pPr>
+      <w:r>
+        <w:rPr>
+          <w:color w:val="000000" w:themeColor="text1"/>
+        </w:rPr>
         <w:t>Description:</w:t>
       </w:r>
     </w:p>
     <w:p>
       <w:pPr>
         <w:spacing w:after="100"/>
-      </w:pPr>
-      <w:r>
+        <w:rPr>
+          <w:color w:val="000000" w:themeColor="text1"/>
+        </w:rPr>
+      </w:pPr>
+      <w:r>
+        <w:rPr>
+          <w:color w:val="000000" w:themeColor="text1"/>
+        </w:rPr>
         <w:t>Started dataset acquisition for the Border Surveillance project. Downloaded sample surveillance videos and explored dataset characteristics.</w:t>
       </w:r>
     </w:p>
@@ -1104,8 +1509,14 @@
       <w:pPr>
         <w:pStyle w:val="Heading3"/>
         <w:spacing w:before="100" w:after="80"/>
-      </w:pPr>
-      <w:r>
+        <w:rPr>
+          <w:color w:val="000000" w:themeColor="text1"/>
+        </w:rPr>
+      </w:pPr>
+      <w:r>
+        <w:rPr>
+          <w:color w:val="000000" w:themeColor="text1"/>
+        </w:rPr>
         <w:t>Work Completed:</w:t>
       </w:r>
     </w:p>
@@ -1116,8 +1527,14 @@
           <w:ilvl w:val="0"/>
           <w:numId w:val="2"/>
         </w:numPr>
-      </w:pPr>
-      <w:r>
+        <w:rPr>
+          <w:color w:val="000000" w:themeColor="text1"/>
+        </w:rPr>
+      </w:pPr>
+      <w:r>
+        <w:rPr>
+          <w:color w:val="000000" w:themeColor="text1"/>
+        </w:rPr>
         <w:t>Downloaded 15 sample videos from UCF-Crime dataset subset (normal and anomaly categories)</w:t>
       </w:r>
     </w:p>
@@ -1128,16 +1545,28 @@
           <w:ilvl w:val="0"/>
           <w:numId w:val="2"/>
         </w:numPr>
-      </w:pPr>
-      <w:r>
+        <w:rPr>
+          <w:color w:val="000000" w:themeColor="text1"/>
+        </w:rPr>
+      </w:pPr>
+      <w:r>
+        <w:rPr>
+          <w:color w:val="000000" w:themeColor="text1"/>
+        </w:rPr>
         <w:t>Created organized folder structure: Data/raw/</w:t>
       </w:r>
       <w:proofErr w:type="spellStart"/>
       <w:r>
+        <w:rPr>
+          <w:color w:val="000000" w:themeColor="text1"/>
+        </w:rPr>
         <w:t>ucf_crime</w:t>
       </w:r>
       <w:proofErr w:type="spellEnd"/>
       <w:r>
+        <w:rPr>
+          <w:color w:val="000000" w:themeColor="text1"/>
+        </w:rPr>
         <w:t>/, Data/processed/</w:t>
       </w:r>
     </w:p>
@@ -1148,13 +1577,22 @@
           <w:ilvl w:val="0"/>
           <w:numId w:val="2"/>
         </w:numPr>
+        <w:rPr>
+          <w:color w:val="000000" w:themeColor="text1"/>
+        </w:rPr>
       </w:pPr>
       <w:proofErr w:type="spellStart"/>
       <w:r>
+        <w:rPr>
+          <w:color w:val="000000" w:themeColor="text1"/>
+        </w:rPr>
         <w:t>Analyzed</w:t>
       </w:r>
       <w:proofErr w:type="spellEnd"/>
       <w:r>
+        <w:rPr>
+          <w:color w:val="000000" w:themeColor="text1"/>
+        </w:rPr>
         <w:t xml:space="preserve"> video properties: resolution (320x240 to 640x480), duration (30s to 2min), format (AVI/MP4)</w:t>
       </w:r>
     </w:p>
@@ -1165,8 +1603,14 @@
           <w:ilvl w:val="0"/>
           <w:numId w:val="2"/>
         </w:numPr>
-      </w:pPr>
-      <w:r>
+        <w:rPr>
+          <w:color w:val="000000" w:themeColor="text1"/>
+        </w:rPr>
+      </w:pPr>
+      <w:r>
+        <w:rPr>
+          <w:color w:val="000000" w:themeColor="text1"/>
+        </w:rPr>
         <w:t>Created dataset documentation file listing video names, categories, and characteristics</w:t>
       </w:r>
     </w:p>
@@ -1177,22 +1621,37 @@
           <w:ilvl w:val="0"/>
           <w:numId w:val="2"/>
         </w:numPr>
-      </w:pPr>
-      <w:r>
+        <w:rPr>
+          <w:color w:val="000000" w:themeColor="text1"/>
+        </w:rPr>
+      </w:pPr>
+      <w:r>
+        <w:rPr>
+          <w:color w:val="000000" w:themeColor="text1"/>
+        </w:rPr>
         <w:t>Noted storage requirements: approximately 500MB for 15 videos</w:t>
       </w:r>
     </w:p>
     <w:p>
       <w:pPr>
         <w:spacing w:after="200"/>
+        <w:rPr>
+          <w:color w:val="000000" w:themeColor="text1"/>
+        </w:rPr>
       </w:pPr>
     </w:p>
     <w:p>
       <w:pPr>
         <w:pStyle w:val="Heading2"/>
         <w:spacing w:before="200" w:after="100"/>
-      </w:pPr>
-      <w:r>
+        <w:rPr>
+          <w:color w:val="000000" w:themeColor="text1"/>
+        </w:rPr>
+      </w:pPr>
+      <w:r>
+        <w:rPr>
+          <w:color w:val="000000" w:themeColor="text1"/>
+        </w:rPr>
         <w:t>5. OpenCV Learning and Video Processing Practice</w:t>
       </w:r>
     </w:p>
@@ -1200,16 +1659,28 @@
       <w:pPr>
         <w:pStyle w:val="Heading3"/>
         <w:spacing w:before="100" w:after="80"/>
-      </w:pPr>
-      <w:r>
+        <w:rPr>
+          <w:color w:val="000000" w:themeColor="text1"/>
+        </w:rPr>
+      </w:pPr>
+      <w:r>
+        <w:rPr>
+          <w:color w:val="000000" w:themeColor="text1"/>
+        </w:rPr>
         <w:t>Description:</w:t>
       </w:r>
     </w:p>
     <w:p>
       <w:pPr>
         <w:spacing w:after="100"/>
-      </w:pPr>
-      <w:r>
+        <w:rPr>
+          <w:color w:val="000000" w:themeColor="text1"/>
+        </w:rPr>
+      </w:pPr>
+      <w:r>
+        <w:rPr>
+          <w:color w:val="000000" w:themeColor="text1"/>
+        </w:rPr>
         <w:t>Completed OpenCV tutorials focusing on video processing capabilities. Practiced frame extraction and basic image operations needed for the surveillance project.</w:t>
       </w:r>
     </w:p>
@@ -1217,8 +1688,14 @@
       <w:pPr>
         <w:pStyle w:val="Heading3"/>
         <w:spacing w:before="100" w:after="80"/>
-      </w:pPr>
-      <w:r>
+        <w:rPr>
+          <w:color w:val="000000" w:themeColor="text1"/>
+        </w:rPr>
+      </w:pPr>
+      <w:r>
+        <w:rPr>
+          <w:color w:val="000000" w:themeColor="text1"/>
+        </w:rPr>
         <w:t>Skills Learned:</w:t>
       </w:r>
     </w:p>
@@ -1229,32 +1706,56 @@
           <w:ilvl w:val="0"/>
           <w:numId w:val="2"/>
         </w:numPr>
-      </w:pPr>
-      <w:r>
+        <w:rPr>
+          <w:color w:val="000000" w:themeColor="text1"/>
+        </w:rPr>
+      </w:pPr>
+      <w:r>
+        <w:rPr>
+          <w:color w:val="000000" w:themeColor="text1"/>
+        </w:rPr>
         <w:t xml:space="preserve">Installing OpenCV: pip install </w:t>
       </w:r>
       <w:proofErr w:type="spellStart"/>
       <w:r>
+        <w:rPr>
+          <w:color w:val="000000" w:themeColor="text1"/>
+        </w:rPr>
         <w:t>opencv</w:t>
       </w:r>
       <w:proofErr w:type="spellEnd"/>
       <w:r>
+        <w:rPr>
+          <w:color w:val="000000" w:themeColor="text1"/>
+        </w:rPr>
         <w:t xml:space="preserve">-python </w:t>
       </w:r>
       <w:proofErr w:type="spellStart"/>
       <w:r>
+        <w:rPr>
+          <w:color w:val="000000" w:themeColor="text1"/>
+        </w:rPr>
         <w:t>opencv</w:t>
       </w:r>
       <w:proofErr w:type="spellEnd"/>
       <w:r>
+        <w:rPr>
+          <w:color w:val="000000" w:themeColor="text1"/>
+        </w:rPr>
         <w:t>-</w:t>
       </w:r>
       <w:proofErr w:type="spellStart"/>
       <w:r>
+        <w:rPr>
+          <w:color w:val="000000" w:themeColor="text1"/>
+        </w:rPr>
         <w:t>contrib</w:t>
       </w:r>
       <w:proofErr w:type="spellEnd"/>
       <w:r>
+        <w:rPr>
+          <w:color w:val="000000" w:themeColor="text1"/>
+        </w:rPr>
         <w:t>-python</w:t>
       </w:r>
     </w:p>
@@ -1265,8 +1766,14 @@
           <w:ilvl w:val="0"/>
           <w:numId w:val="2"/>
         </w:numPr>
-      </w:pPr>
-      <w:r>
+        <w:rPr>
+          <w:color w:val="000000" w:themeColor="text1"/>
+        </w:rPr>
+      </w:pPr>
+      <w:r>
+        <w:rPr>
+          <w:color w:val="000000" w:themeColor="text1"/>
+        </w:rPr>
         <w:t>Reading video files using cv2.VideoCapture()</w:t>
       </w:r>
     </w:p>
@@ -1277,8 +1784,14 @@
           <w:ilvl w:val="0"/>
           <w:numId w:val="2"/>
         </w:numPr>
-      </w:pPr>
-      <w:r>
+        <w:rPr>
+          <w:color w:val="000000" w:themeColor="text1"/>
+        </w:rPr>
+      </w:pPr>
+      <w:r>
+        <w:rPr>
+          <w:color w:val="000000" w:themeColor="text1"/>
+        </w:rPr>
         <w:t>Extracting frames from videos (1 frame per second)</w:t>
       </w:r>
     </w:p>
@@ -1289,8 +1802,14 @@
           <w:ilvl w:val="0"/>
           <w:numId w:val="2"/>
         </w:numPr>
-      </w:pPr>
-      <w:r>
+        <w:rPr>
+          <w:color w:val="000000" w:themeColor="text1"/>
+        </w:rPr>
+      </w:pPr>
+      <w:r>
+        <w:rPr>
+          <w:color w:val="000000" w:themeColor="text1"/>
+        </w:rPr>
         <w:t>Resizing frames to standard dimensions (640x640)</w:t>
       </w:r>
     </w:p>
@@ -1301,16 +1820,28 @@
           <w:ilvl w:val="0"/>
           <w:numId w:val="2"/>
         </w:numPr>
-      </w:pPr>
-      <w:r>
+        <w:rPr>
+          <w:color w:val="000000" w:themeColor="text1"/>
+        </w:rPr>
+      </w:pPr>
+      <w:r>
+        <w:rPr>
+          <w:color w:val="000000" w:themeColor="text1"/>
+        </w:rPr>
         <w:t xml:space="preserve">Converting </w:t>
       </w:r>
       <w:proofErr w:type="spellStart"/>
       <w:r>
+        <w:rPr>
+          <w:color w:val="000000" w:themeColor="text1"/>
+        </w:rPr>
         <w:t>color</w:t>
       </w:r>
       <w:proofErr w:type="spellEnd"/>
       <w:r>
+        <w:rPr>
+          <w:color w:val="000000" w:themeColor="text1"/>
+        </w:rPr>
         <w:t xml:space="preserve"> spaces (BGR to RGB)</w:t>
       </w:r>
     </w:p>
@@ -1321,8 +1852,14 @@
           <w:ilvl w:val="0"/>
           <w:numId w:val="2"/>
         </w:numPr>
-      </w:pPr>
-      <w:r>
+        <w:rPr>
+          <w:color w:val="000000" w:themeColor="text1"/>
+        </w:rPr>
+      </w:pPr>
+      <w:r>
+        <w:rPr>
+          <w:color w:val="000000" w:themeColor="text1"/>
+        </w:rPr>
         <w:t>Saving processed frames as image files</w:t>
       </w:r>
     </w:p>
@@ -1330,26 +1867,42 @@
       <w:pPr>
         <w:pStyle w:val="Heading3"/>
         <w:spacing w:before="120" w:after="80"/>
-      </w:pPr>
-      <w:r>
+        <w:rPr>
+          <w:color w:val="000000" w:themeColor="text1"/>
+        </w:rPr>
+      </w:pPr>
+      <w:r>
+        <w:rPr>
+          <w:color w:val="000000" w:themeColor="text1"/>
+        </w:rPr>
         <w:t>Practice Code:</w:t>
       </w:r>
     </w:p>
     <w:p>
       <w:pPr>
         <w:spacing w:after="200"/>
-      </w:pPr>
-      <w:r>
+        <w:rPr>
+          <w:color w:val="000000" w:themeColor="text1"/>
+        </w:rPr>
+      </w:pPr>
+      <w:r>
+        <w:rPr>
+          <w:color w:val="000000" w:themeColor="text1"/>
+        </w:rPr>
         <w:t>Wrote Python script to extract frames from one sample video. Successfully extracted 60 frames from a 1-minute video clip. Tested frame quality and verified that extracted frames are suitable for further processing.</w:t>
       </w:r>
     </w:p>
     <w:p>
       <w:pPr>
         <w:spacing w:after="200"/>
+        <w:rPr>
+          <w:color w:val="000000" w:themeColor="text1"/>
+        </w:rPr>
       </w:pPr>
       <w:r>
         <w:rPr>
           <w:noProof/>
+          <w:color w:val="000000" w:themeColor="text1"/>
         </w:rPr>
         <w:lastRenderedPageBreak/>
         <w:drawing>
@@ -1399,8 +1952,14 @@
       <w:pPr>
         <w:pStyle w:val="Heading2"/>
         <w:spacing w:before="200" w:after="100"/>
-      </w:pPr>
-      <w:r>
+        <w:rPr>
+          <w:color w:val="000000" w:themeColor="text1"/>
+        </w:rPr>
+      </w:pPr>
+      <w:r>
+        <w:rPr>
+          <w:color w:val="000000" w:themeColor="text1"/>
+        </w:rPr>
         <w:t>6. Azure for Students Account Registration</w:t>
       </w:r>
     </w:p>
@@ -1408,16 +1967,28 @@
       <w:pPr>
         <w:pStyle w:val="Heading3"/>
         <w:spacing w:before="100" w:after="80"/>
-      </w:pPr>
-      <w:r>
+        <w:rPr>
+          <w:color w:val="000000" w:themeColor="text1"/>
+        </w:rPr>
+      </w:pPr>
+      <w:r>
+        <w:rPr>
+          <w:color w:val="000000" w:themeColor="text1"/>
+        </w:rPr>
         <w:t>Description:</w:t>
       </w:r>
     </w:p>
     <w:p>
       <w:pPr>
         <w:spacing w:after="100"/>
-      </w:pPr>
-      <w:r>
+        <w:rPr>
+          <w:color w:val="000000" w:themeColor="text1"/>
+        </w:rPr>
+      </w:pPr>
+      <w:r>
+        <w:rPr>
+          <w:color w:val="000000" w:themeColor="text1"/>
+        </w:rPr>
         <w:t>Successfully registered for Azure for Students account and explored the Azure portal interface and available services.</w:t>
       </w:r>
     </w:p>
@@ -1425,8 +1996,14 @@
       <w:pPr>
         <w:pStyle w:val="Heading3"/>
         <w:spacing w:before="100" w:after="80"/>
-      </w:pPr>
-      <w:r>
+        <w:rPr>
+          <w:color w:val="000000" w:themeColor="text1"/>
+        </w:rPr>
+      </w:pPr>
+      <w:r>
+        <w:rPr>
+          <w:color w:val="000000" w:themeColor="text1"/>
+        </w:rPr>
         <w:t>Setup Completed:</w:t>
       </w:r>
     </w:p>
@@ -1437,8 +2014,14 @@
           <w:ilvl w:val="0"/>
           <w:numId w:val="2"/>
         </w:numPr>
-      </w:pPr>
-      <w:r>
+        <w:rPr>
+          <w:color w:val="000000" w:themeColor="text1"/>
+        </w:rPr>
+      </w:pPr>
+      <w:r>
+        <w:rPr>
+          <w:color w:val="000000" w:themeColor="text1"/>
+        </w:rPr>
         <w:t>Registered with SAL Institute email for Azure for Students</w:t>
       </w:r>
     </w:p>
@@ -1449,16 +2032,28 @@
           <w:ilvl w:val="0"/>
           <w:numId w:val="2"/>
         </w:numPr>
-      </w:pPr>
-      <w:r>
+        <w:rPr>
+          <w:color w:val="000000" w:themeColor="text1"/>
+        </w:rPr>
+      </w:pPr>
+      <w:r>
+        <w:rPr>
+          <w:color w:val="000000" w:themeColor="text1"/>
+        </w:rPr>
         <w:t>Verified student status and received ₹15,600 (</w:t>
       </w:r>
       <w:proofErr w:type="spellStart"/>
       <w:r>
+        <w:rPr>
+          <w:color w:val="000000" w:themeColor="text1"/>
+        </w:rPr>
         <w:t>approx</w:t>
       </w:r>
       <w:proofErr w:type="spellEnd"/>
       <w:r>
+        <w:rPr>
+          <w:color w:val="000000" w:themeColor="text1"/>
+        </w:rPr>
         <w:t xml:space="preserve"> $200) in free credits</w:t>
       </w:r>
     </w:p>
@@ -1469,8 +2064,14 @@
           <w:ilvl w:val="0"/>
           <w:numId w:val="2"/>
         </w:numPr>
-      </w:pPr>
-      <w:r>
+        <w:rPr>
+          <w:color w:val="000000" w:themeColor="text1"/>
+        </w:rPr>
+      </w:pPr>
+      <w:r>
+        <w:rPr>
+          <w:color w:val="000000" w:themeColor="text1"/>
+        </w:rPr>
         <w:t>Explored Azure portal dashboard and navigation</w:t>
       </w:r>
     </w:p>
@@ -1481,8 +2082,14 @@
           <w:ilvl w:val="0"/>
           <w:numId w:val="2"/>
         </w:numPr>
-      </w:pPr>
-      <w:r>
+        <w:rPr>
+          <w:color w:val="000000" w:themeColor="text1"/>
+        </w:rPr>
+      </w:pPr>
+      <w:r>
+        <w:rPr>
+          <w:color w:val="000000" w:themeColor="text1"/>
+        </w:rPr>
         <w:t>Reviewed available services: Blob Storage, Functions, Cosmos DB, Computer Vision</w:t>
       </w:r>
     </w:p>
@@ -1493,8 +2100,14 @@
           <w:ilvl w:val="0"/>
           <w:numId w:val="2"/>
         </w:numPr>
-      </w:pPr>
-      <w:r>
+        <w:rPr>
+          <w:color w:val="000000" w:themeColor="text1"/>
+        </w:rPr>
+      </w:pPr>
+      <w:r>
+        <w:rPr>
+          <w:color w:val="000000" w:themeColor="text1"/>
+        </w:rPr>
         <w:t>Read Azure documentation on Blob Storage for video/image storage</w:t>
       </w:r>
     </w:p>
@@ -1505,8 +2118,14 @@
           <w:ilvl w:val="0"/>
           <w:numId w:val="2"/>
         </w:numPr>
-      </w:pPr>
-      <w:r>
+        <w:rPr>
+          <w:color w:val="000000" w:themeColor="text1"/>
+        </w:rPr>
+      </w:pPr>
+      <w:r>
+        <w:rPr>
+          <w:color w:val="000000" w:themeColor="text1"/>
+        </w:rPr>
         <w:t>Learned about Azure Functions for serverless computing</w:t>
       </w:r>
     </w:p>
@@ -1514,26 +2133,42 @@
       <w:pPr>
         <w:pStyle w:val="Heading3"/>
         <w:spacing w:before="120" w:after="80"/>
-      </w:pPr>
-      <w:r>
+        <w:rPr>
+          <w:color w:val="000000" w:themeColor="text1"/>
+        </w:rPr>
+      </w:pPr>
+      <w:r>
+        <w:rPr>
+          <w:color w:val="000000" w:themeColor="text1"/>
+        </w:rPr>
         <w:t>Next Steps Identified:</w:t>
       </w:r>
     </w:p>
     <w:p>
       <w:pPr>
         <w:spacing w:after="400"/>
-      </w:pPr>
-      <w:r>
+        <w:rPr>
+          <w:color w:val="000000" w:themeColor="text1"/>
+        </w:rPr>
+      </w:pPr>
+      <w:r>
+        <w:rPr>
+          <w:color w:val="000000" w:themeColor="text1"/>
+        </w:rPr>
         <w:t>Will create storage account for project data in Week 4. Plan to setup Azure Blob containers for storing surveillance videos and processed frames. Will explore Azure Functions for running detection models.</w:t>
       </w:r>
     </w:p>
     <w:p>
       <w:pPr>
         <w:spacing w:after="400"/>
+        <w:rPr>
+          <w:color w:val="000000" w:themeColor="text1"/>
+        </w:rPr>
       </w:pPr>
       <w:r>
         <w:rPr>
           <w:noProof/>
+          <w:color w:val="000000" w:themeColor="text1"/>
         </w:rPr>
         <w:lastRenderedPageBreak/>
         <w:drawing>
@@ -1583,8 +2218,14 @@
       <w:pPr>
         <w:pStyle w:val="Heading1"/>
         <w:spacing w:before="300" w:after="200"/>
-      </w:pPr>
-      <w:r>
+        <w:rPr>
+          <w:color w:val="000000" w:themeColor="text1"/>
+        </w:rPr>
+      </w:pPr>
+      <w:r>
+        <w:rPr>
+          <w:color w:val="000000" w:themeColor="text1"/>
+        </w:rPr>
         <w:t>Plans for next week:</w:t>
       </w:r>
     </w:p>
@@ -1592,8 +2233,14 @@
       <w:pPr>
         <w:pStyle w:val="Heading2"/>
         <w:spacing w:before="150" w:after="80"/>
-      </w:pPr>
-      <w:r>
+        <w:rPr>
+          <w:color w:val="000000" w:themeColor="text1"/>
+        </w:rPr>
+      </w:pPr>
+      <w:r>
+        <w:rPr>
+          <w:color w:val="000000" w:themeColor="text1"/>
+        </w:rPr>
         <w:t>1. Complete Week 4 Microsoft Elevate Modules</w:t>
       </w:r>
     </w:p>
@@ -1604,8 +2251,14 @@
           <w:ilvl w:val="0"/>
           <w:numId w:val="2"/>
         </w:numPr>
-      </w:pPr>
-      <w:r>
+        <w:rPr>
+          <w:color w:val="000000" w:themeColor="text1"/>
+        </w:rPr>
+      </w:pPr>
+      <w:r>
+        <w:rPr>
+          <w:color w:val="000000" w:themeColor="text1"/>
+        </w:rPr>
         <w:t>Attend "Advanced DAX" session (Feb 13)</w:t>
       </w:r>
     </w:p>
@@ -1616,8 +2269,14 @@
           <w:ilvl w:val="0"/>
           <w:numId w:val="2"/>
         </w:numPr>
-      </w:pPr>
-      <w:r>
+        <w:rPr>
+          <w:color w:val="000000" w:themeColor="text1"/>
+        </w:rPr>
+      </w:pPr>
+      <w:r>
+        <w:rPr>
+          <w:color w:val="000000" w:themeColor="text1"/>
+        </w:rPr>
         <w:t>Participate in "Power BI Dashboard" session (Feb 16)</w:t>
       </w:r>
     </w:p>
@@ -1628,8 +2287,14 @@
           <w:ilvl w:val="0"/>
           <w:numId w:val="2"/>
         </w:numPr>
-      </w:pPr>
-      <w:r>
+        <w:rPr>
+          <w:color w:val="000000" w:themeColor="text1"/>
+        </w:rPr>
+      </w:pPr>
+      <w:r>
+        <w:rPr>
+          <w:color w:val="000000" w:themeColor="text1"/>
+        </w:rPr>
         <w:t>Learn about "Machine Learning" introduction (Feb 18)</w:t>
       </w:r>
     </w:p>
@@ -1640,22 +2305,37 @@
           <w:ilvl w:val="0"/>
           <w:numId w:val="2"/>
         </w:numPr>
-      </w:pPr>
-      <w:r>
+        <w:rPr>
+          <w:color w:val="000000" w:themeColor="text1"/>
+        </w:rPr>
+      </w:pPr>
+      <w:r>
+        <w:rPr>
+          <w:color w:val="000000" w:themeColor="text1"/>
+        </w:rPr>
         <w:t>Complete hands-on Power BI dashboard assignment</w:t>
       </w:r>
     </w:p>
     <w:p>
       <w:pPr>
         <w:spacing w:after="120"/>
+        <w:rPr>
+          <w:color w:val="000000" w:themeColor="text1"/>
+        </w:rPr>
       </w:pPr>
     </w:p>
     <w:p>
       <w:pPr>
         <w:pStyle w:val="Heading2"/>
         <w:spacing w:before="150" w:after="80"/>
-      </w:pPr>
-      <w:r>
+        <w:rPr>
+          <w:color w:val="000000" w:themeColor="text1"/>
+        </w:rPr>
+      </w:pPr>
+      <w:r>
+        <w:rPr>
+          <w:color w:val="000000" w:themeColor="text1"/>
+        </w:rPr>
         <w:t>2. Process Downloaded Datasets</w:t>
       </w:r>
     </w:p>
@@ -1666,8 +2346,14 @@
           <w:ilvl w:val="0"/>
           <w:numId w:val="2"/>
         </w:numPr>
-      </w:pPr>
-      <w:r>
+        <w:rPr>
+          <w:color w:val="000000" w:themeColor="text1"/>
+        </w:rPr>
+      </w:pPr>
+      <w:r>
+        <w:rPr>
+          <w:color w:val="000000" w:themeColor="text1"/>
+        </w:rPr>
         <w:t>Extract frames from all 15 downloaded videos using OpenCV</w:t>
       </w:r>
     </w:p>
@@ -1678,8 +2364,14 @@
           <w:ilvl w:val="0"/>
           <w:numId w:val="2"/>
         </w:numPr>
-      </w:pPr>
-      <w:r>
+        <w:rPr>
+          <w:color w:val="000000" w:themeColor="text1"/>
+        </w:rPr>
+      </w:pPr>
+      <w:r>
+        <w:rPr>
+          <w:color w:val="000000" w:themeColor="text1"/>
+        </w:rPr>
         <w:t>Create metadata CSV file with frame information</w:t>
       </w:r>
     </w:p>
@@ -1690,8 +2382,14 @@
           <w:ilvl w:val="0"/>
           <w:numId w:val="2"/>
         </w:numPr>
-      </w:pPr>
-      <w:r>
+        <w:rPr>
+          <w:color w:val="000000" w:themeColor="text1"/>
+        </w:rPr>
+      </w:pPr>
+      <w:r>
+        <w:rPr>
+          <w:color w:val="000000" w:themeColor="text1"/>
+        </w:rPr>
         <w:t>Organize frames into normal/anomaly categories</w:t>
       </w:r>
     </w:p>
@@ -1702,22 +2400,37 @@
           <w:ilvl w:val="0"/>
           <w:numId w:val="2"/>
         </w:numPr>
-      </w:pPr>
-      <w:r>
+        <w:rPr>
+          <w:color w:val="000000" w:themeColor="text1"/>
+        </w:rPr>
+      </w:pPr>
+      <w:r>
+        <w:rPr>
+          <w:color w:val="000000" w:themeColor="text1"/>
+        </w:rPr>
         <w:t>Perform basic EDA on extracted frames (count, size, quality)</w:t>
       </w:r>
     </w:p>
     <w:p>
       <w:pPr>
         <w:spacing w:after="120"/>
+        <w:rPr>
+          <w:color w:val="000000" w:themeColor="text1"/>
+        </w:rPr>
       </w:pPr>
     </w:p>
     <w:p>
       <w:pPr>
         <w:pStyle w:val="Heading2"/>
         <w:spacing w:before="150" w:after="80"/>
-      </w:pPr>
-      <w:r>
+        <w:rPr>
+          <w:color w:val="000000" w:themeColor="text1"/>
+        </w:rPr>
+      </w:pPr>
+      <w:r>
+        <w:rPr>
+          <w:color w:val="000000" w:themeColor="text1"/>
+        </w:rPr>
         <w:t>3. Azure Storage Setup</w:t>
       </w:r>
     </w:p>
@@ -1728,8 +2441,14 @@
           <w:ilvl w:val="0"/>
           <w:numId w:val="2"/>
         </w:numPr>
-      </w:pPr>
-      <w:r>
+        <w:rPr>
+          <w:color w:val="000000" w:themeColor="text1"/>
+        </w:rPr>
+      </w:pPr>
+      <w:r>
+        <w:rPr>
+          <w:color w:val="000000" w:themeColor="text1"/>
+        </w:rPr>
         <w:t>Create Azure Storage Account</w:t>
       </w:r>
     </w:p>
@@ -1740,8 +2459,14 @@
           <w:ilvl w:val="0"/>
           <w:numId w:val="2"/>
         </w:numPr>
-      </w:pPr>
-      <w:r>
+        <w:rPr>
+          <w:color w:val="000000" w:themeColor="text1"/>
+        </w:rPr>
+      </w:pPr>
+      <w:r>
+        <w:rPr>
+          <w:color w:val="000000" w:themeColor="text1"/>
+        </w:rPr>
         <w:t>Setup Blob containers (videos, frames, models)</w:t>
       </w:r>
     </w:p>
@@ -1752,8 +2477,14 @@
           <w:ilvl w:val="0"/>
           <w:numId w:val="2"/>
         </w:numPr>
-      </w:pPr>
-      <w:r>
+        <w:rPr>
+          <w:color w:val="000000" w:themeColor="text1"/>
+        </w:rPr>
+      </w:pPr>
+      <w:r>
+        <w:rPr>
+          <w:color w:val="000000" w:themeColor="text1"/>
+        </w:rPr>
         <w:t>Test uploading sample video and frames to Azure</w:t>
       </w:r>
     </w:p>
@@ -1764,22 +2495,37 @@
           <w:ilvl w:val="0"/>
           <w:numId w:val="2"/>
         </w:numPr>
-      </w:pPr>
-      <w:r>
+        <w:rPr>
+          <w:color w:val="000000" w:themeColor="text1"/>
+        </w:rPr>
+      </w:pPr>
+      <w:r>
+        <w:rPr>
+          <w:color w:val="000000" w:themeColor="text1"/>
+        </w:rPr>
         <w:t>Learn Azure Storage Python SDK basics</w:t>
       </w:r>
     </w:p>
     <w:p>
       <w:pPr>
         <w:spacing w:after="120"/>
+        <w:rPr>
+          <w:color w:val="000000" w:themeColor="text1"/>
+        </w:rPr>
       </w:pPr>
     </w:p>
     <w:p>
       <w:pPr>
         <w:pStyle w:val="Heading2"/>
         <w:spacing w:before="150" w:after="80"/>
-      </w:pPr>
-      <w:r>
+        <w:rPr>
+          <w:color w:val="000000" w:themeColor="text1"/>
+        </w:rPr>
+      </w:pPr>
+      <w:r>
+        <w:rPr>
+          <w:color w:val="000000" w:themeColor="text1"/>
+        </w:rPr>
         <w:t>4. GitHub Repository Setup</w:t>
       </w:r>
     </w:p>
@@ -1790,8 +2536,14 @@
           <w:ilvl w:val="0"/>
           <w:numId w:val="2"/>
         </w:numPr>
-      </w:pPr>
-      <w:r>
+        <w:rPr>
+          <w:color w:val="000000" w:themeColor="text1"/>
+        </w:rPr>
+      </w:pPr>
+      <w:r>
+        <w:rPr>
+          <w:color w:val="000000" w:themeColor="text1"/>
+        </w:rPr>
         <w:t>Create GitHub repository: "Border-Surveillance-AI"</w:t>
       </w:r>
     </w:p>
@@ -1802,22 +2554,36 @@
           <w:ilvl w:val="0"/>
           <w:numId w:val="2"/>
         </w:numPr>
-      </w:pPr>
-      <w:r>
-        <w:lastRenderedPageBreak/>
+        <w:rPr>
+          <w:color w:val="000000" w:themeColor="text1"/>
+        </w:rPr>
+      </w:pPr>
+      <w:r>
+        <w:rPr>
+          <w:color w:val="000000" w:themeColor="text1"/>
+        </w:rPr>
         <w:t>Initialize with README.md</w:t>
       </w:r>
       <w:proofErr w:type="gramStart"/>
       <w:r>
+        <w:rPr>
+          <w:color w:val="000000" w:themeColor="text1"/>
+        </w:rPr>
         <w:t>, .</w:t>
       </w:r>
       <w:proofErr w:type="spellStart"/>
       <w:r>
+        <w:rPr>
+          <w:color w:val="000000" w:themeColor="text1"/>
+        </w:rPr>
         <w:t>gitignore</w:t>
       </w:r>
       <w:proofErr w:type="spellEnd"/>
       <w:proofErr w:type="gramEnd"/>
       <w:r>
+        <w:rPr>
+          <w:color w:val="000000" w:themeColor="text1"/>
+        </w:rPr>
         <w:t>, and LICENSE</w:t>
       </w:r>
     </w:p>
@@ -1828,16 +2594,28 @@
           <w:ilvl w:val="0"/>
           <w:numId w:val="2"/>
         </w:numPr>
-      </w:pPr>
-      <w:r>
+        <w:rPr>
+          <w:color w:val="000000" w:themeColor="text1"/>
+        </w:rPr>
+      </w:pPr>
+      <w:r>
+        <w:rPr>
+          <w:color w:val="000000" w:themeColor="text1"/>
+        </w:rPr>
         <w:t xml:space="preserve">Create folder structure: data/, notebooks/, </w:t>
       </w:r>
       <w:proofErr w:type="spellStart"/>
       <w:r>
+        <w:rPr>
+          <w:color w:val="000000" w:themeColor="text1"/>
+        </w:rPr>
         <w:t>src</w:t>
       </w:r>
       <w:proofErr w:type="spellEnd"/>
       <w:r>
+        <w:rPr>
+          <w:color w:val="000000" w:themeColor="text1"/>
+        </w:rPr>
         <w:t>/, models/, docs/</w:t>
       </w:r>
     </w:p>
@@ -1848,8 +2626,14 @@
           <w:ilvl w:val="0"/>
           <w:numId w:val="2"/>
         </w:numPr>
-      </w:pPr>
-      <w:r>
+        <w:rPr>
+          <w:color w:val="000000" w:themeColor="text1"/>
+        </w:rPr>
+      </w:pPr>
+      <w:r>
+        <w:rPr>
+          <w:color w:val="000000" w:themeColor="text1"/>
+        </w:rPr>
         <w:t>Upload OpenCV frame extraction script</w:t>
       </w:r>
     </w:p>
@@ -1860,22 +2644,38 @@
           <w:ilvl w:val="0"/>
           <w:numId w:val="2"/>
         </w:numPr>
-      </w:pPr>
-      <w:r>
+        <w:rPr>
+          <w:color w:val="000000" w:themeColor="text1"/>
+        </w:rPr>
+      </w:pPr>
+      <w:r>
+        <w:rPr>
+          <w:color w:val="000000" w:themeColor="text1"/>
+        </w:rPr>
         <w:t>Write comprehensive README with project overview</w:t>
       </w:r>
     </w:p>
     <w:p>
       <w:pPr>
         <w:spacing w:after="120"/>
+        <w:rPr>
+          <w:color w:val="000000" w:themeColor="text1"/>
+        </w:rPr>
       </w:pPr>
     </w:p>
     <w:p>
       <w:pPr>
         <w:pStyle w:val="Heading2"/>
         <w:spacing w:before="150" w:after="80"/>
-      </w:pPr>
-      <w:r>
+        <w:rPr>
+          <w:color w:val="000000" w:themeColor="text1"/>
+        </w:rPr>
+      </w:pPr>
+      <w:r>
+        <w:rPr>
+          <w:color w:val="000000" w:themeColor="text1"/>
+        </w:rPr>
+        <w:lastRenderedPageBreak/>
         <w:t>5. Begin YOLOv8 Research</w:t>
       </w:r>
     </w:p>
@@ -1886,8 +2686,14 @@
           <w:ilvl w:val="0"/>
           <w:numId w:val="2"/>
         </w:numPr>
-      </w:pPr>
-      <w:r>
+        <w:rPr>
+          <w:color w:val="000000" w:themeColor="text1"/>
+        </w:rPr>
+      </w:pPr>
+      <w:r>
+        <w:rPr>
+          <w:color w:val="000000" w:themeColor="text1"/>
+        </w:rPr>
         <w:t>Research YOLOv8 architecture and capabilities</w:t>
       </w:r>
     </w:p>
@@ -1898,16 +2704,28 @@
           <w:ilvl w:val="0"/>
           <w:numId w:val="2"/>
         </w:numPr>
-      </w:pPr>
-      <w:r>
+        <w:rPr>
+          <w:color w:val="000000" w:themeColor="text1"/>
+        </w:rPr>
+      </w:pPr>
+      <w:r>
+        <w:rPr>
+          <w:color w:val="000000" w:themeColor="text1"/>
+        </w:rPr>
         <w:t xml:space="preserve">Install </w:t>
       </w:r>
       <w:proofErr w:type="spellStart"/>
       <w:r>
+        <w:rPr>
+          <w:color w:val="000000" w:themeColor="text1"/>
+        </w:rPr>
         <w:t>Ultralytics</w:t>
       </w:r>
       <w:proofErr w:type="spellEnd"/>
       <w:r>
+        <w:rPr>
+          <w:color w:val="000000" w:themeColor="text1"/>
+        </w:rPr>
         <w:t xml:space="preserve"> YOLOv8 library</w:t>
       </w:r>
     </w:p>
@@ -1918,8 +2736,14 @@
           <w:ilvl w:val="0"/>
           <w:numId w:val="2"/>
         </w:numPr>
-      </w:pPr>
-      <w:r>
+        <w:rPr>
+          <w:color w:val="000000" w:themeColor="text1"/>
+        </w:rPr>
+      </w:pPr>
+      <w:r>
+        <w:rPr>
+          <w:color w:val="000000" w:themeColor="text1"/>
+        </w:rPr>
         <w:t>Test pre-trained YOLOv8 model on sample images</w:t>
       </w:r>
     </w:p>
@@ -1930,47 +2754,73 @@
           <w:ilvl w:val="0"/>
           <w:numId w:val="2"/>
         </w:numPr>
-      </w:pPr>
-      <w:r>
+        <w:rPr>
+          <w:color w:val="000000" w:themeColor="text1"/>
+        </w:rPr>
+      </w:pPr>
+      <w:r>
+        <w:rPr>
+          <w:color w:val="000000" w:themeColor="text1"/>
+        </w:rPr>
         <w:t>Understand training requirements and dataset format</w:t>
       </w:r>
     </w:p>
     <w:p>
       <w:pPr>
         <w:spacing w:after="400"/>
+        <w:rPr>
+          <w:color w:val="000000" w:themeColor="text1"/>
+        </w:rPr>
       </w:pPr>
     </w:p>
     <w:p>
       <w:pPr>
         <w:spacing w:before="200" w:after="240"/>
+        <w:rPr>
+          <w:color w:val="000000" w:themeColor="text1"/>
+        </w:rPr>
       </w:pPr>
       <w:r>
         <w:rPr>
           <w:b/>
           <w:bCs/>
+          <w:color w:val="000000" w:themeColor="text1"/>
         </w:rPr>
         <w:t xml:space="preserve">Total Working Hours: </w:t>
       </w:r>
       <w:r>
+        <w:rPr>
+          <w:color w:val="000000" w:themeColor="text1"/>
+        </w:rPr>
         <w:t>32 hours</w:t>
       </w:r>
     </w:p>
     <w:p>
       <w:pPr>
         <w:spacing w:after="400"/>
-      </w:pPr>
-      <w:r>
+        <w:rPr>
+          <w:color w:val="000000" w:themeColor="text1"/>
+        </w:rPr>
+      </w:pPr>
+      <w:r>
+        <w:rPr>
+          <w:color w:val="000000" w:themeColor="text1"/>
+        </w:rPr>
         <w:t>Signature of Student: _____________________</w:t>
       </w:r>
     </w:p>
     <w:p>
       <w:pPr>
         <w:spacing w:before="200" w:after="120"/>
+        <w:rPr>
+          <w:color w:val="000000" w:themeColor="text1"/>
+        </w:rPr>
       </w:pPr>
       <w:r>
         <w:rPr>
           <w:b/>
           <w:bCs/>
+          <w:color w:val="000000" w:themeColor="text1"/>
         </w:rPr>
         <w:t>The above entries are correct, and the grading of work done by Trainee is:</w:t>
       </w:r>
@@ -2004,12 +2854,6 @@
         <w:tc>
           <w:tcPr>
             <w:tcW w:w="1560" w:type="dxa"/>
-            <w:tcBorders>
-              <w:top w:val="single" w:sz="1" w:space="0" w:color="000000"/>
-              <w:left w:val="single" w:sz="1" w:space="0" w:color="000000"/>
-              <w:bottom w:val="single" w:sz="1" w:space="0" w:color="000000"/>
-              <w:right w:val="single" w:sz="1" w:space="0" w:color="000000"/>
-            </w:tcBorders>
             <w:shd w:val="clear" w:color="auto" w:fill="D5E8F0"/>
             <w:tcMar>
               <w:top w:w="100" w:type="dxa"/>
@@ -2021,11 +2865,15 @@
           <w:p>
             <w:pPr>
               <w:jc w:val="center"/>
+              <w:rPr>
+                <w:color w:val="000000" w:themeColor="text1"/>
+              </w:rPr>
             </w:pPr>
             <w:r>
               <w:rPr>
                 <w:b/>
                 <w:bCs/>
+                <w:color w:val="000000" w:themeColor="text1"/>
               </w:rPr>
               <w:t>Excellent</w:t>
             </w:r>
@@ -2034,12 +2882,6 @@
         <w:tc>
           <w:tcPr>
             <w:tcW w:w="1560" w:type="dxa"/>
-            <w:tcBorders>
-              <w:top w:val="single" w:sz="1" w:space="0" w:color="000000"/>
-              <w:left w:val="single" w:sz="1" w:space="0" w:color="000000"/>
-              <w:bottom w:val="single" w:sz="1" w:space="0" w:color="000000"/>
-              <w:right w:val="single" w:sz="1" w:space="0" w:color="000000"/>
-            </w:tcBorders>
             <w:shd w:val="clear" w:color="auto" w:fill="D5E8F0"/>
             <w:tcMar>
               <w:top w:w="100" w:type="dxa"/>
@@ -2051,11 +2893,15 @@
           <w:p>
             <w:pPr>
               <w:jc w:val="center"/>
+              <w:rPr>
+                <w:color w:val="000000" w:themeColor="text1"/>
+              </w:rPr>
             </w:pPr>
             <w:r>
               <w:rPr>
                 <w:b/>
                 <w:bCs/>
+                <w:color w:val="000000" w:themeColor="text1"/>
               </w:rPr>
               <w:t>Very Good</w:t>
             </w:r>
@@ -2064,12 +2910,6 @@
         <w:tc>
           <w:tcPr>
             <w:tcW w:w="1560" w:type="dxa"/>
-            <w:tcBorders>
-              <w:top w:val="single" w:sz="1" w:space="0" w:color="000000"/>
-              <w:left w:val="single" w:sz="1" w:space="0" w:color="000000"/>
-              <w:bottom w:val="single" w:sz="1" w:space="0" w:color="000000"/>
-              <w:right w:val="single" w:sz="1" w:space="0" w:color="000000"/>
-            </w:tcBorders>
             <w:shd w:val="clear" w:color="auto" w:fill="D5E8F0"/>
             <w:tcMar>
               <w:top w:w="100" w:type="dxa"/>
@@ -2081,11 +2921,15 @@
           <w:p>
             <w:pPr>
               <w:jc w:val="center"/>
+              <w:rPr>
+                <w:color w:val="000000" w:themeColor="text1"/>
+              </w:rPr>
             </w:pPr>
             <w:r>
               <w:rPr>
                 <w:b/>
                 <w:bCs/>
+                <w:color w:val="000000" w:themeColor="text1"/>
               </w:rPr>
               <w:t>Good</w:t>
             </w:r>
@@ -2094,12 +2938,6 @@
         <w:tc>
           <w:tcPr>
             <w:tcW w:w="1560" w:type="dxa"/>
-            <w:tcBorders>
-              <w:top w:val="single" w:sz="1" w:space="0" w:color="000000"/>
-              <w:left w:val="single" w:sz="1" w:space="0" w:color="000000"/>
-              <w:bottom w:val="single" w:sz="1" w:space="0" w:color="000000"/>
-              <w:right w:val="single" w:sz="1" w:space="0" w:color="000000"/>
-            </w:tcBorders>
             <w:shd w:val="clear" w:color="auto" w:fill="D5E8F0"/>
             <w:tcMar>
               <w:top w:w="100" w:type="dxa"/>
@@ -2111,11 +2949,15 @@
           <w:p>
             <w:pPr>
               <w:jc w:val="center"/>
+              <w:rPr>
+                <w:color w:val="000000" w:themeColor="text1"/>
+              </w:rPr>
             </w:pPr>
             <w:r>
               <w:rPr>
                 <w:b/>
                 <w:bCs/>
+                <w:color w:val="000000" w:themeColor="text1"/>
               </w:rPr>
               <w:t>Fair</w:t>
             </w:r>
@@ -2124,12 +2966,6 @@
         <w:tc>
           <w:tcPr>
             <w:tcW w:w="1560" w:type="dxa"/>
-            <w:tcBorders>
-              <w:top w:val="single" w:sz="1" w:space="0" w:color="000000"/>
-              <w:left w:val="single" w:sz="1" w:space="0" w:color="000000"/>
-              <w:bottom w:val="single" w:sz="1" w:space="0" w:color="000000"/>
-              <w:right w:val="single" w:sz="1" w:space="0" w:color="000000"/>
-            </w:tcBorders>
             <w:shd w:val="clear" w:color="auto" w:fill="D5E8F0"/>
             <w:tcMar>
               <w:top w:w="100" w:type="dxa"/>
@@ -2141,11 +2977,15 @@
           <w:p>
             <w:pPr>
               <w:jc w:val="center"/>
+              <w:rPr>
+                <w:color w:val="000000" w:themeColor="text1"/>
+              </w:rPr>
             </w:pPr>
             <w:r>
               <w:rPr>
                 <w:b/>
                 <w:bCs/>
+                <w:color w:val="000000" w:themeColor="text1"/>
               </w:rPr>
               <w:t>Below Average</w:t>
             </w:r>
@@ -2154,12 +2994,6 @@
         <w:tc>
           <w:tcPr>
             <w:tcW w:w="1560" w:type="dxa"/>
-            <w:tcBorders>
-              <w:top w:val="single" w:sz="1" w:space="0" w:color="000000"/>
-              <w:left w:val="single" w:sz="1" w:space="0" w:color="000000"/>
-              <w:bottom w:val="single" w:sz="1" w:space="0" w:color="000000"/>
-              <w:right w:val="single" w:sz="1" w:space="0" w:color="000000"/>
-            </w:tcBorders>
             <w:shd w:val="clear" w:color="auto" w:fill="D5E8F0"/>
             <w:tcMar>
               <w:top w:w="100" w:type="dxa"/>
@@ -2171,11 +3005,15 @@
           <w:p>
             <w:pPr>
               <w:jc w:val="center"/>
+              <w:rPr>
+                <w:color w:val="000000" w:themeColor="text1"/>
+              </w:rPr>
             </w:pPr>
             <w:r>
               <w:rPr>
                 <w:b/>
                 <w:bCs/>
+                <w:color w:val="000000" w:themeColor="text1"/>
               </w:rPr>
               <w:t>Poor</w:t>
             </w:r>
@@ -2186,12 +3024,6 @@
         <w:tc>
           <w:tcPr>
             <w:tcW w:w="1560" w:type="dxa"/>
-            <w:tcBorders>
-              <w:top w:val="single" w:sz="1" w:space="0" w:color="000000"/>
-              <w:left w:val="single" w:sz="1" w:space="0" w:color="000000"/>
-              <w:bottom w:val="single" w:sz="1" w:space="0" w:color="000000"/>
-              <w:right w:val="single" w:sz="1" w:space="0" w:color="000000"/>
-            </w:tcBorders>
             <w:tcMar>
               <w:top w:w="100" w:type="dxa"/>
               <w:left w:w="120" w:type="dxa"/>
@@ -2202,8 +3034,14 @@
           <w:p>
             <w:pPr>
               <w:jc w:val="center"/>
+              <w:rPr>
+                <w:color w:val="000000" w:themeColor="text1"/>
+              </w:rPr>
             </w:pPr>
             <w:r>
+              <w:rPr>
+                <w:color w:val="000000" w:themeColor="text1"/>
+              </w:rPr>
               <w:t>☐</w:t>
             </w:r>
           </w:p>
@@ -2211,12 +3049,6 @@
         <w:tc>
           <w:tcPr>
             <w:tcW w:w="1560" w:type="dxa"/>
-            <w:tcBorders>
-              <w:top w:val="single" w:sz="1" w:space="0" w:color="000000"/>
-              <w:left w:val="single" w:sz="1" w:space="0" w:color="000000"/>
-              <w:bottom w:val="single" w:sz="1" w:space="0" w:color="000000"/>
-              <w:right w:val="single" w:sz="1" w:space="0" w:color="000000"/>
-            </w:tcBorders>
             <w:tcMar>
               <w:top w:w="100" w:type="dxa"/>
               <w:left w:w="120" w:type="dxa"/>
@@ -2227,8 +3059,14 @@
           <w:p>
             <w:pPr>
               <w:jc w:val="center"/>
+              <w:rPr>
+                <w:color w:val="000000" w:themeColor="text1"/>
+              </w:rPr>
             </w:pPr>
             <w:r>
+              <w:rPr>
+                <w:color w:val="000000" w:themeColor="text1"/>
+              </w:rPr>
               <w:t>☐</w:t>
             </w:r>
           </w:p>
@@ -2236,12 +3074,6 @@
         <w:tc>
           <w:tcPr>
             <w:tcW w:w="1560" w:type="dxa"/>
-            <w:tcBorders>
-              <w:top w:val="single" w:sz="1" w:space="0" w:color="000000"/>
-              <w:left w:val="single" w:sz="1" w:space="0" w:color="000000"/>
-              <w:bottom w:val="single" w:sz="1" w:space="0" w:color="000000"/>
-              <w:right w:val="single" w:sz="1" w:space="0" w:color="000000"/>
-            </w:tcBorders>
             <w:tcMar>
               <w:top w:w="100" w:type="dxa"/>
               <w:left w:w="120" w:type="dxa"/>
@@ -2252,8 +3084,14 @@
           <w:p>
             <w:pPr>
               <w:jc w:val="center"/>
+              <w:rPr>
+                <w:color w:val="000000" w:themeColor="text1"/>
+              </w:rPr>
             </w:pPr>
             <w:r>
+              <w:rPr>
+                <w:color w:val="000000" w:themeColor="text1"/>
+              </w:rPr>
               <w:t>☐</w:t>
             </w:r>
           </w:p>
@@ -2261,12 +3099,6 @@
         <w:tc>
           <w:tcPr>
             <w:tcW w:w="1560" w:type="dxa"/>
-            <w:tcBorders>
-              <w:top w:val="single" w:sz="1" w:space="0" w:color="000000"/>
-              <w:left w:val="single" w:sz="1" w:space="0" w:color="000000"/>
-              <w:bottom w:val="single" w:sz="1" w:space="0" w:color="000000"/>
-              <w:right w:val="single" w:sz="1" w:space="0" w:color="000000"/>
-            </w:tcBorders>
             <w:tcMar>
               <w:top w:w="100" w:type="dxa"/>
               <w:left w:w="120" w:type="dxa"/>
@@ -2277,8 +3109,14 @@
           <w:p>
             <w:pPr>
               <w:jc w:val="center"/>
+              <w:rPr>
+                <w:color w:val="000000" w:themeColor="text1"/>
+              </w:rPr>
             </w:pPr>
             <w:r>
+              <w:rPr>
+                <w:color w:val="000000" w:themeColor="text1"/>
+              </w:rPr>
               <w:t>☐</w:t>
             </w:r>
           </w:p>
@@ -2286,12 +3124,6 @@
         <w:tc>
           <w:tcPr>
             <w:tcW w:w="1560" w:type="dxa"/>
-            <w:tcBorders>
-              <w:top w:val="single" w:sz="1" w:space="0" w:color="000000"/>
-              <w:left w:val="single" w:sz="1" w:space="0" w:color="000000"/>
-              <w:bottom w:val="single" w:sz="1" w:space="0" w:color="000000"/>
-              <w:right w:val="single" w:sz="1" w:space="0" w:color="000000"/>
-            </w:tcBorders>
             <w:tcMar>
               <w:top w:w="100" w:type="dxa"/>
               <w:left w:w="120" w:type="dxa"/>
@@ -2302,8 +3134,14 @@
           <w:p>
             <w:pPr>
               <w:jc w:val="center"/>
+              <w:rPr>
+                <w:color w:val="000000" w:themeColor="text1"/>
+              </w:rPr>
             </w:pPr>
             <w:r>
+              <w:rPr>
+                <w:color w:val="000000" w:themeColor="text1"/>
+              </w:rPr>
               <w:t>☐</w:t>
             </w:r>
           </w:p>
@@ -2311,12 +3149,6 @@
         <w:tc>
           <w:tcPr>
             <w:tcW w:w="1560" w:type="dxa"/>
-            <w:tcBorders>
-              <w:top w:val="single" w:sz="1" w:space="0" w:color="000000"/>
-              <w:left w:val="single" w:sz="1" w:space="0" w:color="000000"/>
-              <w:bottom w:val="single" w:sz="1" w:space="0" w:color="000000"/>
-              <w:right w:val="single" w:sz="1" w:space="0" w:color="000000"/>
-            </w:tcBorders>
             <w:tcMar>
               <w:top w:w="100" w:type="dxa"/>
               <w:left w:w="120" w:type="dxa"/>
@@ -2327,8 +3159,14 @@
           <w:p>
             <w:pPr>
               <w:jc w:val="center"/>
+              <w:rPr>
+                <w:color w:val="000000" w:themeColor="text1"/>
+              </w:rPr>
             </w:pPr>
             <w:r>
+              <w:rPr>
+                <w:color w:val="000000" w:themeColor="text1"/>
+              </w:rPr>
               <w:t>☐</w:t>
             </w:r>
           </w:p>
@@ -2338,26 +3176,48 @@
     <w:p>
       <w:pPr>
         <w:spacing w:after="300"/>
+        <w:rPr>
+          <w:color w:val="000000" w:themeColor="text1"/>
+        </w:rPr>
       </w:pPr>
     </w:p>
     <w:p>
       <w:pPr>
         <w:spacing w:after="120"/>
-      </w:pPr>
-      <w:r>
+        <w:rPr>
+          <w:color w:val="000000" w:themeColor="text1"/>
+        </w:rPr>
+      </w:pPr>
+      <w:r>
+        <w:rPr>
+          <w:color w:val="000000" w:themeColor="text1"/>
+        </w:rPr>
         <w:t xml:space="preserve">Signature of External Guide with Company Seal: </w:t>
       </w:r>
     </w:p>
     <w:p>
       <w:pPr>
         <w:spacing w:after="240"/>
-      </w:pPr>
-      <w:r>
-        <w:t>Date: ___________</w:t>
+        <w:rPr>
+          <w:color w:val="000000" w:themeColor="text1"/>
+        </w:rPr>
+      </w:pPr>
+      <w:r>
+        <w:rPr>
+          <w:color w:val="000000" w:themeColor="text1"/>
+        </w:rPr>
+        <w:t xml:space="preserve">Date: </w:t>
+      </w:r>
+      <w:r>
+        <w:rPr>
+          <w:color w:val="000000" w:themeColor="text1"/>
+        </w:rPr>
+        <w:t>21/01/2026</w:t>
       </w:r>
       <w:r>
         <w:rPr>
           <w:noProof/>
+          <w:color w:val="000000" w:themeColor="text1"/>
         </w:rPr>
         <w:drawing>
           <wp:inline distT="0" distB="0" distL="0" distR="0" wp14:anchorId="2C5E3FBF" wp14:editId="36C05D0D">
@@ -2405,18 +3265,38 @@
     <w:p>
       <w:pPr>
         <w:spacing w:after="120"/>
-      </w:pPr>
-      <w:r>
+        <w:rPr>
+          <w:color w:val="000000" w:themeColor="text1"/>
+        </w:rPr>
+      </w:pPr>
+      <w:r>
+        <w:rPr>
+          <w:color w:val="000000" w:themeColor="text1"/>
+        </w:rPr>
         <w:t>Signature of Internal Guide: _____________________</w:t>
       </w:r>
     </w:p>
     <w:p>
-      <w:r>
-        <w:t>Date: ___________</w:t>
+      <w:pPr>
+        <w:rPr>
+          <w:color w:val="000000" w:themeColor="text1"/>
+        </w:rPr>
+      </w:pPr>
+      <w:r>
+        <w:rPr>
+          <w:color w:val="000000" w:themeColor="text1"/>
+        </w:rPr>
+        <w:t xml:space="preserve">Date: </w:t>
+      </w:r>
+      <w:r>
+        <w:rPr>
+          <w:color w:val="000000" w:themeColor="text1"/>
+        </w:rPr>
+        <w:t>21/01/2026</w:t>
       </w:r>
     </w:p>
     <w:sectPr>
-      <w:pgSz w:w="12240" w:h="15840"/>
+      <w:pgSz w:w="11906" w:h="16838" w:code="9"/>
       <w:pgMar w:top="1440" w:right="1440" w:bottom="1440" w:left="1440" w:header="708" w:footer="708" w:gutter="0"/>
       <w:cols w:space="720"/>
       <w:docGrid w:linePitch="360"/>
